--- a/HAP/manuscript_submission/HAP_Dynamics.docx
+++ b/HAP/manuscript_submission/HAP_Dynamics.docx
@@ -1,6 +1,6 @@
 
 <file path=word/document.xml><?xml version="1.0" encoding="utf-8"?>
-<w:document xmlns:mc="http://schemas.openxmlformats.org/markup-compatibility/2006" xmlns:o="urn:schemas-microsoft-com:office:office" xmlns:r="http://schemas.openxmlformats.org/officeDocument/2006/relationships" xmlns:m="http://schemas.openxmlformats.org/officeDocument/2006/math" xmlns:v="urn:schemas-microsoft-com:vml" xmlns:wp="http://schemas.openxmlformats.org/drawingml/2006/wordprocessingDrawing" xmlns:w10="urn:schemas-microsoft-com:office:word" xmlns:w="http://schemas.openxmlformats.org/wordprocessingml/2006/main" xmlns:wne="http://schemas.microsoft.com/office/word/2006/wordml" xmlns:sl="http://schemas.openxmlformats.org/schemaLibrary/2006/main" xmlns:a="http://schemas.openxmlformats.org/drawingml/2006/main" xmlns:pic="http://schemas.openxmlformats.org/drawingml/2006/picture" xmlns:c="http://schemas.openxmlformats.org/drawingml/2006/chart" xmlns:lc="http://schemas.openxmlformats.org/drawingml/2006/lockedCanvas" xmlns:dgm="http://schemas.openxmlformats.org/drawingml/2006/diagram" xmlns:wps="http://schemas.microsoft.com/office/word/2010/wordprocessingShape" xmlns:wpg="http://schemas.microsoft.com/office/word/2010/wordprocessingGroup" xmlns:w14="http://schemas.microsoft.com/office/word/2010/wordml" xmlns:w15="http://schemas.microsoft.com/office/word/2012/wordml" xmlns:w16="http://schemas.microsoft.com/office/word/2018/wordml" xmlns:w16cex="http://schemas.microsoft.com/office/word/2018/wordml/cex" xmlns:w16cid="http://schemas.microsoft.com/office/word/2016/wordml/cid" xmlns="http://schemas.microsoft.com/office/tasks/2019/documenttasks" xmlns:cr="http://schemas.microsoft.com/office/comments/2020/reactions">
+<w:document xmlns:r="http://schemas.openxmlformats.org/officeDocument/2006/relationships" xmlns:w="http://schemas.openxmlformats.org/wordprocessingml/2006/main" xmlns:w14="http://schemas.microsoft.com/office/word/2010/wordml">
   <w:body>
     <w:p>
       <w:pPr>
@@ -146,353 +146,23 @@
       </w:r>
     </w:p>
     <w:p>
-      <w:pPr>
-        <w:keepNext w:val="0"/>
-        <w:keepLines w:val="0"/>
-        <w:pageBreakBefore w:val="0"/>
-        <w:widowControl w:val="1"/>
-        <w:pBdr>
-          <w:top w:space="0" w:sz="0" w:val="nil"/>
-          <w:left w:space="0" w:sz="0" w:val="nil"/>
-          <w:bottom w:space="0" w:sz="0" w:val="nil"/>
-          <w:right w:space="0" w:sz="0" w:val="nil"/>
-          <w:between w:space="0" w:sz="0" w:val="nil"/>
-        </w:pBdr>
-        <w:shd w:fill="auto" w:val="clear"/>
-        <w:spacing w:after="180" w:before="180" w:line="276" w:lineRule="auto"/>
-        <w:ind w:left="0" w:right="0" w:firstLine="0"/>
-        <w:jc w:val="both"/>
-        <w:rPr>
-          <w:rFonts w:ascii="Arial" w:cs="Arial" w:eastAsia="Arial" w:hAnsi="Arial"/>
-          <w:b w:val="0"/>
-          <w:bCs w:val="0"/>
-          <w:i w:val="0"/>
-          <w:iCs w:val="0"/>
-          <w:smallCaps w:val="0"/>
-          <w:strike w:val="0"/>
-          <w:color w:val="000000"/>
-          <w:sz w:val="24"/>
-          <w:szCs w:val="24"/>
-          <w:u w:val="none"/>
-          <w:shd w:fill="auto" w:val="clear"/>
-          <w:vertAlign w:val="baseline"/>
-        </w:rPr>
-      </w:pPr>
-      <w:r>
-        <w:rPr>
-          <w:rFonts w:ascii="Arial" w:cs="Arial" w:eastAsia="Arial" w:hAnsi="Arial"/>
-          <w:b w:val="1"/>
-          <w:bCs w:val="1"/>
-          <w:i w:val="0"/>
-          <w:iCs w:val="0"/>
-          <w:smallCaps w:val="0"/>
-          <w:strike w:val="0"/>
-          <w:color w:val="000000"/>
-          <w:sz w:val="24"/>
-          <w:szCs w:val="24"/>
-          <w:u w:val="none"/>
-          <w:shd w:fill="auto" w:val="clear"/>
-          <w:vertAlign w:val="baseline"/>
-          <w:rtl w:val="0"/>
-        </w:rPr>
-        <w:t xml:space="preserve">Background:</w:t>
-      </w:r>
-      <w:r>
-        <w:rPr>
-          <w:rFonts w:ascii="Arial" w:cs="Arial" w:eastAsia="Arial" w:hAnsi="Arial"/>
-          <w:b w:val="0"/>
-          <w:bCs w:val="0"/>
-          <w:i w:val="0"/>
-          <w:iCs w:val="0"/>
-          <w:smallCaps w:val="0"/>
-          <w:strike w:val="0"/>
-          <w:color w:val="000000"/>
-          <w:sz w:val="24"/>
-          <w:szCs w:val="24"/>
-          <w:u w:val="none"/>
-          <w:shd w:fill="auto" w:val="clear"/>
-          <w:vertAlign w:val="baseline"/>
-          <w:rtl w:val="0"/>
-        </w:rPr>
-        <w:t xml:space="preserve"> The Hepato-Affective Primacy (HAP) Theory established that no bilaterian animal can possess affective states without a functional hepatic organ. A meta-analysis of 56 taxa revealed perfect correlation (p &lt; 0.0001). However, the </w:t>
-      </w:r>
-      <w:r>
-        <w:rPr>
-          <w:rFonts w:ascii="Arial" w:cs="Arial" w:eastAsia="Arial" w:hAnsi="Arial"/>
-          <w:b w:val="0"/>
-          <w:bCs w:val="0"/>
-          <w:i w:val="1"/>
-          <w:iCs w:val="1"/>
-          <w:smallCaps w:val="0"/>
-          <w:strike w:val="0"/>
-          <w:color w:val="000000"/>
-          <w:sz w:val="24"/>
-          <w:szCs w:val="24"/>
-          <w:u w:val="none"/>
-          <w:shd w:fill="auto" w:val="clear"/>
-          <w:vertAlign w:val="baseline"/>
-          <w:rtl w:val="0"/>
-        </w:rPr>
-        <w:t xml:space="preserve">mechanisms</w:t>
-      </w:r>
-      <w:r>
-        <w:rPr>
-          <w:rFonts w:ascii="Arial" w:cs="Arial" w:eastAsia="Arial" w:hAnsi="Arial"/>
-          <w:b w:val="0"/>
-          <w:bCs w:val="0"/>
-          <w:i w:val="0"/>
-          <w:iCs w:val="0"/>
-          <w:smallCaps w:val="0"/>
-          <w:strike w:val="0"/>
-          <w:color w:val="000000"/>
-          <w:sz w:val="24"/>
-          <w:szCs w:val="24"/>
-          <w:u w:val="none"/>
-          <w:shd w:fill="auto" w:val="clear"/>
-          <w:vertAlign w:val="baseline"/>
-          <w:rtl w:val="0"/>
-        </w:rPr>
-        <w:t xml:space="preserve"> by which the hepatic organ enables affect remain unspecified.</w:t>
+      <w:r>
+        <w:t xml:space="preserve">Background: The Hepato-Affective Primacy (HAP) theory established that bilaterian animals require a functional hepatic organ for affective states (p &lt; 0.0001, 56 taxa), but the dynamical mechanism remained unspecified.</w:t>
       </w:r>
     </w:p>
     <w:p>
-      <w:pPr>
-        <w:keepNext w:val="0"/>
-        <w:keepLines w:val="0"/>
-        <w:pageBreakBefore w:val="0"/>
-        <w:widowControl w:val="1"/>
-        <w:pBdr>
-          <w:top w:space="0" w:sz="0" w:val="nil"/>
-          <w:left w:space="0" w:sz="0" w:val="nil"/>
-          <w:bottom w:space="0" w:sz="0" w:val="nil"/>
-          <w:right w:space="0" w:sz="0" w:val="nil"/>
-          <w:between w:space="0" w:sz="0" w:val="nil"/>
-        </w:pBdr>
-        <w:shd w:fill="auto" w:val="clear"/>
-        <w:spacing w:after="180" w:before="180" w:line="276" w:lineRule="auto"/>
-        <w:ind w:left="0" w:right="0" w:firstLine="0"/>
-        <w:jc w:val="both"/>
-        <w:rPr>
-          <w:rFonts w:ascii="Arial" w:cs="Arial" w:eastAsia="Arial" w:hAnsi="Arial"/>
-          <w:b w:val="0"/>
-          <w:bCs w:val="0"/>
-          <w:i w:val="0"/>
-          <w:iCs w:val="0"/>
-          <w:smallCaps w:val="0"/>
-          <w:strike w:val="0"/>
-          <w:color w:val="000000"/>
-          <w:sz w:val="24"/>
-          <w:szCs w:val="24"/>
-          <w:u w:val="none"/>
-          <w:shd w:fill="auto" w:val="clear"/>
-          <w:vertAlign w:val="baseline"/>
-        </w:rPr>
-      </w:pPr>
-      <w:r>
-        <w:rPr>
-          <w:rFonts w:ascii="Arial" w:cs="Arial" w:eastAsia="Arial" w:hAnsi="Arial"/>
-          <w:b w:val="1"/>
-          <w:bCs w:val="1"/>
-          <w:i w:val="0"/>
-          <w:iCs w:val="0"/>
-          <w:smallCaps w:val="0"/>
-          <w:strike w:val="0"/>
-          <w:color w:val="000000"/>
-          <w:sz w:val="24"/>
-          <w:szCs w:val="24"/>
-          <w:u w:val="none"/>
-          <w:shd w:fill="auto" w:val="clear"/>
-          <w:vertAlign w:val="baseline"/>
-          <w:rtl w:val="0"/>
-        </w:rPr>
-        <w:t xml:space="preserve">Methods:</w:t>
-      </w:r>
-      <w:r>
-        <w:rPr>
-          <w:rFonts w:ascii="Arial" w:cs="Arial" w:eastAsia="Arial" w:hAnsi="Arial"/>
-          <w:b w:val="0"/>
-          <w:bCs w:val="0"/>
-          <w:i w:val="0"/>
-          <w:iCs w:val="0"/>
-          <w:smallCaps w:val="0"/>
-          <w:strike w:val="0"/>
-          <w:color w:val="000000"/>
-          <w:sz w:val="24"/>
-          <w:szCs w:val="24"/>
-          <w:u w:val="none"/>
-          <w:shd w:fill="auto" w:val="clear"/>
-          <w:vertAlign w:val="baseline"/>
-          <w:rtl w:val="0"/>
-        </w:rPr>
-        <w:t xml:space="preserve"> We formalise a 6-variable nonlinear dynamical system describing the feedback loops between hepatic steroid output (L), brain steroid sensitivity (B), affective circuit integrity (A), inflammatory state (I), HPA axis activity (S), and metabolic state (M). The model is implemented in Python (SciPy/NumPy) and tested via in silico ablation experiments, global sensitivity analysis (Morris + Sobol), and stochastic parameter perturbation. </w:t>
-      </w:r>
-      <w:r>
-        <w:rPr>
-          <w:rFonts w:ascii="Arial" w:cs="Arial" w:eastAsia="Arial" w:hAnsi="Arial"/>
-          <w:b w:val="1"/>
-          <w:bCs w:val="1"/>
-          <w:i w:val="0"/>
-          <w:iCs w:val="0"/>
-          <w:smallCaps w:val="0"/>
-          <w:strike w:val="0"/>
-          <w:color w:val="000000"/>
-          <w:sz w:val="24"/>
-          <w:szCs w:val="24"/>
-          <w:u w:val="none"/>
-          <w:shd w:fill="auto" w:val="clear"/>
-          <w:vertAlign w:val="baseline"/>
-          <w:rtl w:val="0"/>
-        </w:rPr>
-        <w:t xml:space="preserve">This is a qualitative framework; quantitative calibration against clinical data is planned but not yet performed.</w:t>
-      </w:r>
-      <w:r>
-        <w:rPr>
-          <w:rtl w:val="0"/>
-        </w:rPr>
+      <w:r>
+        <w:t xml:space="preserve">Methods: We formalise a 6-variable nonlinear ODE system coupling hepatic steroid output, brain steroid sensitivity, affective circuit integrity, inflammation, HPA axis activity, and metabolism. The model undergoes bifurcation analysis, in silico ablation, global sensitivity analysis (Morris &amp; Sobol), 2D parameter scanning, and stochastic perturbation.</w:t>
       </w:r>
     </w:p>
     <w:p>
-      <w:pPr>
-        <w:keepNext w:val="0"/>
-        <w:keepLines w:val="0"/>
-        <w:pageBreakBefore w:val="0"/>
-        <w:widowControl w:val="1"/>
-        <w:pBdr>
-          <w:top w:space="0" w:sz="0" w:val="nil"/>
-          <w:left w:space="0" w:sz="0" w:val="nil"/>
-          <w:bottom w:space="0" w:sz="0" w:val="nil"/>
-          <w:right w:space="0" w:sz="0" w:val="nil"/>
-          <w:between w:space="0" w:sz="0" w:val="nil"/>
-        </w:pBdr>
-        <w:shd w:fill="auto" w:val="clear"/>
-        <w:spacing w:after="180" w:before="180" w:line="276" w:lineRule="auto"/>
-        <w:ind w:left="0" w:right="0" w:firstLine="0"/>
-        <w:jc w:val="both"/>
-        <w:rPr>
-          <w:rFonts w:ascii="Arial" w:cs="Arial" w:eastAsia="Arial" w:hAnsi="Arial"/>
-          <w:b w:val="0"/>
-          <w:bCs w:val="0"/>
-          <w:i w:val="0"/>
-          <w:iCs w:val="0"/>
-          <w:smallCaps w:val="0"/>
-          <w:strike w:val="0"/>
-          <w:color w:val="000000"/>
-          <w:sz w:val="24"/>
-          <w:szCs w:val="24"/>
-          <w:u w:val="none"/>
-          <w:shd w:fill="auto" w:val="clear"/>
-          <w:vertAlign w:val="baseline"/>
-        </w:rPr>
-      </w:pPr>
-      <w:r>
-        <w:rPr>
-          <w:rFonts w:ascii="Arial" w:cs="Arial" w:eastAsia="Arial" w:hAnsi="Arial"/>
-          <w:b w:val="1"/>
-          <w:bCs w:val="1"/>
-          <w:i w:val="0"/>
-          <w:iCs w:val="0"/>
-          <w:smallCaps w:val="0"/>
-          <w:strike w:val="0"/>
-          <w:color w:val="000000"/>
-          <w:sz w:val="24"/>
-          <w:szCs w:val="24"/>
-          <w:u w:val="none"/>
-          <w:shd w:fill="auto" w:val="clear"/>
-          <w:vertAlign w:val="baseline"/>
-          <w:rtl w:val="0"/>
-        </w:rPr>
-        <w:t xml:space="preserve">Results:</w:t>
-      </w:r>
-      <w:r>
-        <w:rPr>
-          <w:rFonts w:ascii="Arial Unicode MS" w:cs="Arial Unicode MS" w:eastAsia="Arial Unicode MS" w:hAnsi="Arial Unicode MS"/>
-          <w:b w:val="0"/>
-          <w:bCs w:val="0"/>
-          <w:i w:val="0"/>
-          <w:iCs w:val="0"/>
-          <w:smallCaps w:val="0"/>
-          <w:strike w:val="0"/>
-          <w:color w:val="000000"/>
-          <w:sz w:val="24"/>
-          <w:szCs w:val="24"/>
-          <w:u w:val="none"/>
-          <w:shd w:fill="auto" w:val="clear"/>
-          <w:vertAlign w:val="baseline"/>
-          <w:rtl w:val="0"/>
-        </w:rPr>
-        <w:t xml:space="preserve"> The model reproduces all HAP predictions: 1. Hepatic ablation before the critical developmental window (τ_crit) → affective circuit integrity A ≈ 0 (no affect) 2. Hepatic ablation after τ_crit → A partially preserved (consistent with adult hepatectomy) 3. Bifurcation analysis reveals a sharp threshold for L_basal (basal steroid output) — a saddle-node bifurcation at L_basal ≈ 0 4. Global sensitivity analysis (Morris + Sobol) identifies the hepatic threshold parameter θ_L as dominant (Sobol ST = 0.75), confirming that hepatic — not neural — parameters drive the system 5. Stochastic parameter perturbation (±5%) yields A_final CV &lt; 1% (robustness = 0.992), demonstrating structural stability</w:t>
+      <w:r>
+        <w:t xml:space="preserve">Results: The system exhibits a saddle-node bifurcation at critical hepatic threshold L_basal ≈ 0. Hepatic ablation before τ_crit yields A ≈ 0 (no affect). Sensitivity analysis identifies hepatic threshold θ_L as dominant (Sobol ST = 0.75). The system is structurally robust under stochastic perturbation (CV &lt; 1%).</w:t>
       </w:r>
     </w:p>
     <w:p>
-      <w:pPr>
-        <w:keepNext w:val="0"/>
-        <w:keepLines w:val="0"/>
-        <w:pageBreakBefore w:val="0"/>
-        <w:widowControl w:val="1"/>
-        <w:pBdr>
-          <w:top w:space="0" w:sz="0" w:val="nil"/>
-          <w:left w:space="0" w:sz="0" w:val="nil"/>
-          <w:bottom w:space="0" w:sz="0" w:val="nil"/>
-          <w:right w:space="0" w:sz="0" w:val="nil"/>
-          <w:between w:space="0" w:sz="0" w:val="nil"/>
-        </w:pBdr>
-        <w:shd w:fill="auto" w:val="clear"/>
-        <w:spacing w:after="180" w:before="180" w:line="276" w:lineRule="auto"/>
-        <w:ind w:left="0" w:right="0" w:firstLine="0"/>
-        <w:jc w:val="both"/>
-        <w:rPr>
-          <w:rFonts w:ascii="Arial" w:cs="Arial" w:eastAsia="Arial" w:hAnsi="Arial"/>
-          <w:b w:val="0"/>
-          <w:bCs w:val="0"/>
-          <w:i w:val="0"/>
-          <w:iCs w:val="0"/>
-          <w:smallCaps w:val="0"/>
-          <w:strike w:val="0"/>
-          <w:color w:val="000000"/>
-          <w:sz w:val="24"/>
-          <w:szCs w:val="24"/>
-          <w:u w:val="none"/>
-          <w:shd w:fill="auto" w:val="clear"/>
-          <w:vertAlign w:val="baseline"/>
-        </w:rPr>
-      </w:pPr>
-      <w:r>
-        <w:rPr>
-          <w:rFonts w:ascii="Arial" w:cs="Arial" w:eastAsia="Arial" w:hAnsi="Arial"/>
-          <w:b w:val="1"/>
-          <w:bCs w:val="1"/>
-          <w:i w:val="0"/>
-          <w:iCs w:val="0"/>
-          <w:smallCaps w:val="0"/>
-          <w:strike w:val="0"/>
-          <w:color w:val="000000"/>
-          <w:sz w:val="24"/>
-          <w:szCs w:val="24"/>
-          <w:u w:val="none"/>
-          <w:shd w:fill="auto" w:val="clear"/>
-          <w:vertAlign w:val="baseline"/>
-          <w:rtl w:val="0"/>
-        </w:rPr>
-        <w:t xml:space="preserve">Conclusions:</w:t>
-      </w:r>
-      <w:r>
-        <w:rPr>
-          <w:rFonts w:ascii="Arial" w:cs="Arial" w:eastAsia="Arial" w:hAnsi="Arial"/>
-          <w:b w:val="0"/>
-          <w:bCs w:val="0"/>
-          <w:i w:val="0"/>
-          <w:iCs w:val="0"/>
-          <w:smallCaps w:val="0"/>
-          <w:strike w:val="0"/>
-          <w:color w:val="000000"/>
-          <w:sz w:val="24"/>
-          <w:szCs w:val="24"/>
-          <w:u w:val="none"/>
-          <w:shd w:fill="auto" w:val="clear"/>
-          <w:vertAlign w:val="baseline"/>
-          <w:rtl w:val="0"/>
-        </w:rPr>
-        <w:t xml:space="preserve"> The HAP dynamical model provides a mechanistic, testable framework. It generates specific predictions for conditional knockout experiments (zebrafish), pharmacological interventions (FXR/TGR5 agonists), and clinical biomarker studies (NAFLD-depression comorbidity).</w:t>
+      <w:r>
+        <w:t xml:space="preserve">Conclusions: This framework generates falsifiable predictions for knockout experiments, pharmacological interventions, and clinical biomarker studies.</w:t>
       </w:r>
     </w:p>
     <w:p>
